--- a/docs/Wafa_Business_Report.docx
+++ b/docs/Wafa_Business_Report.docx
@@ -43,7 +43,7 @@
           <w:sz w:val="16"/>
           <w:szCs w:val="16"/>
         </w:rPr>
-        <w:t xml:space="preserve">Prepared for the Chief Customer Officer · MAIB AI 115 Final Group Project · July 2026 — Rakshanda Dhote</w:t>
+        <w:t xml:space="preserve">Prepared for the Chief Customer Officer · July 2026 — Rakshanda Dhote</w:t>
       </w:r>
     </w:p>
     <w:p>
